--- a/docs/reference/2026-jun-aug/07-browser-tools.md.docx
+++ b/docs/reference/2026-jun-aug/07-browser-tools.md.docx
@@ -7,7 +7,7 @@
         <w:pStyle w:val="Heading1"/>
         <w:rPr/>
       </w:pPr>
-      <w:bookmarkStart w:colFirst="0" w:colLast="0" w:name="_v9pnfkvxildh" w:id="0"/>
+      <w:bookmarkStart w:colFirst="0" w:colLast="0" w:name="_f0w9ev3oofrv" w:id="0"/>
       <w:bookmarkEnd w:id="0"/>
       <w:r>
         <w:rPr>
@@ -48,7 +48,7 @@
         <w:pStyle w:val="Heading2"/>
         <w:rPr/>
       </w:pPr>
-      <w:bookmarkStart w:colFirst="0" w:colLast="0" w:name="_y5yvczeektoi" w:id="1"/>
+      <w:bookmarkStart w:colFirst="0" w:colLast="0" w:name="_cx77jeazjf8" w:id="1"/>
       <w:bookmarkEnd w:id="1"/>
       <w:r>
         <w:rPr>
@@ -582,6 +582,7 @@
           <w:numId w:val="1"/>
         </w:numPr>
         <w:ind w:left="720" w:hanging="360"/>
+        <w:rPr/>
       </w:pPr>
       <w:r>
         <w:rPr>
@@ -610,6 +611,7 @@
           <w:numId w:val="1"/>
         </w:numPr>
         <w:ind w:left="720" w:hanging="360"/>
+        <w:rPr/>
       </w:pPr>
       <w:r>
         <w:rPr>
@@ -653,6 +655,7 @@
           <w:numId w:val="1"/>
         </w:numPr>
         <w:ind w:left="720" w:hanging="360"/>
+        <w:rPr/>
       </w:pPr>
       <w:r>
         <w:rPr>
@@ -696,6 +699,7 @@
           <w:numId w:val="1"/>
         </w:numPr>
         <w:ind w:left="720" w:hanging="360"/>
+        <w:rPr/>
       </w:pPr>
       <w:r>
         <w:rPr>
@@ -752,6 +756,7 @@
           <w:numId w:val="1"/>
         </w:numPr>
         <w:ind w:left="720" w:hanging="360"/>
+        <w:rPr/>
       </w:pPr>
       <w:r>
         <w:rPr>
@@ -779,7 +784,7 @@
         <w:pStyle w:val="Heading2"/>
         <w:rPr/>
       </w:pPr>
-      <w:bookmarkStart w:colFirst="0" w:colLast="0" w:name="_7ek86zzfi96h" w:id="2"/>
+      <w:bookmarkStart w:colFirst="0" w:colLast="0" w:name="_l3l9kniupzn" w:id="2"/>
       <w:bookmarkEnd w:id="2"/>
       <w:r>
         <w:rPr>
@@ -1094,7 +1099,7 @@
         <w:pStyle w:val="Heading2"/>
         <w:rPr/>
       </w:pPr>
-      <w:bookmarkStart w:colFirst="0" w:colLast="0" w:name="_rn4diiu3esv1" w:id="3"/>
+      <w:bookmarkStart w:colFirst="0" w:colLast="0" w:name="_6k2momy74w9t" w:id="3"/>
       <w:bookmarkEnd w:id="3"/>
       <w:r>
         <w:rPr>
@@ -1240,6 +1245,7 @@
           <w:numId w:val="1"/>
         </w:numPr>
         <w:ind w:left="720" w:hanging="360"/>
+        <w:rPr/>
       </w:pPr>
       <w:r>
         <w:rPr>
@@ -1366,6 +1372,7 @@
           <w:numId w:val="1"/>
         </w:numPr>
         <w:ind w:left="720" w:hanging="360"/>
+        <w:rPr/>
       </w:pPr>
       <w:r>
         <w:rPr>
@@ -1449,7 +1456,7 @@
         <w:pStyle w:val="Heading2"/>
         <w:rPr/>
       </w:pPr>
-      <w:bookmarkStart w:colFirst="0" w:colLast="0" w:name="_j6sydiqzbwln" w:id="4"/>
+      <w:bookmarkStart w:colFirst="0" w:colLast="0" w:name="_x06hj5vr9te5" w:id="4"/>
       <w:bookmarkEnd w:id="4"/>
       <w:r>
         <w:rPr>
@@ -2041,7 +2048,7 @@
         <w:pStyle w:val="Heading2"/>
         <w:rPr/>
       </w:pPr>
-      <w:bookmarkStart w:colFirst="0" w:colLast="0" w:name="_xdiuvnki9tub" w:id="5"/>
+      <w:bookmarkStart w:colFirst="0" w:colLast="0" w:name="_5d0v0he1b82b" w:id="5"/>
       <w:bookmarkEnd w:id="5"/>
       <w:r>
         <w:rPr>
@@ -2476,7 +2483,7 @@
         <w:pStyle w:val="Heading2"/>
         <w:rPr/>
       </w:pPr>
-      <w:bookmarkStart w:colFirst="0" w:colLast="0" w:name="_ois35ueeyg2u" w:id="6"/>
+      <w:bookmarkStart w:colFirst="0" w:colLast="0" w:name="_og5tpkrlj41b" w:id="6"/>
       <w:bookmarkEnd w:id="6"/>
       <w:r>
         <w:rPr>
@@ -2492,6 +2499,7 @@
           <w:numId w:val="1"/>
         </w:numPr>
         <w:ind w:left="720" w:hanging="360"/>
+        <w:rPr/>
       </w:pPr>
       <w:r>
         <w:rPr>
@@ -2515,6 +2523,7 @@
           <w:numId w:val="1"/>
         </w:numPr>
         <w:ind w:left="720" w:hanging="360"/>
+        <w:rPr/>
       </w:pPr>
       <w:r>
         <w:rPr>
@@ -2536,7 +2545,7 @@
         <w:pStyle w:val="Heading2"/>
         <w:rPr/>
       </w:pPr>
-      <w:bookmarkStart w:colFirst="0" w:colLast="0" w:name="_f53sce3ektd9" w:id="7"/>
+      <w:bookmarkStart w:colFirst="0" w:colLast="0" w:name="_faiih5r0e5sq" w:id="7"/>
       <w:bookmarkEnd w:id="7"/>
       <w:r>
         <w:rPr>
@@ -2552,6 +2561,7 @@
           <w:numId w:val="1"/>
         </w:numPr>
         <w:ind w:left="720" w:hanging="360"/>
+        <w:rPr/>
       </w:pPr>
       <w:r>
         <w:rPr>
@@ -2588,6 +2598,7 @@
           <w:numId w:val="1"/>
         </w:numPr>
         <w:ind w:left="720" w:hanging="360"/>
+        <w:rPr/>
       </w:pPr>
       <w:r>
         <w:rPr>
@@ -2652,6 +2663,7 @@
           <w:numId w:val="1"/>
         </w:numPr>
         <w:ind w:left="720" w:hanging="360"/>
+        <w:rPr/>
       </w:pPr>
       <w:r>
         <w:rPr>
@@ -2674,6 +2686,7 @@
           <w:numId w:val="1"/>
         </w:numPr>
         <w:ind w:left="720" w:hanging="360"/>
+        <w:rPr/>
       </w:pPr>
       <w:r>
         <w:rPr>
@@ -2696,6 +2709,7 @@
           <w:numId w:val="1"/>
         </w:numPr>
         <w:ind w:left="720" w:hanging="360"/>
+        <w:rPr/>
       </w:pPr>
       <w:r>
         <w:rPr>
@@ -2732,6 +2746,7 @@
           <w:numId w:val="1"/>
         </w:numPr>
         <w:ind w:left="720" w:hanging="360"/>
+        <w:rPr/>
       </w:pPr>
       <w:r>
         <w:rPr>
@@ -2754,6 +2769,7 @@
           <w:numId w:val="1"/>
         </w:numPr>
         <w:ind w:left="720" w:hanging="360"/>
+        <w:rPr/>
       </w:pPr>
       <w:r>
         <w:rPr>
@@ -2776,6 +2792,7 @@
           <w:numId w:val="1"/>
         </w:numPr>
         <w:ind w:left="720" w:hanging="360"/>
+        <w:rPr/>
       </w:pPr>
       <w:r>
         <w:rPr>
@@ -2798,6 +2815,7 @@
           <w:numId w:val="1"/>
         </w:numPr>
         <w:ind w:left="720" w:hanging="360"/>
+        <w:rPr/>
       </w:pPr>
       <w:r>
         <w:rPr>
@@ -2834,6 +2852,7 @@
           <w:numId w:val="1"/>
         </w:numPr>
         <w:ind w:left="720" w:hanging="360"/>
+        <w:rPr/>
       </w:pPr>
       <w:r>
         <w:rPr>
